--- a/01-Double-Pulse-Test/结果展示.docx
+++ b/01-Double-Pulse-Test/结果展示.docx
@@ -417,12 +417,6 @@
           <w:rFonts w:hint="eastAsia"/>
         </w:rPr>
       </w:pPr>
-      <w:r>
-        <w:rPr>
-          <w:rFonts w:hint="eastAsia"/>
-        </w:rPr>
-        <w:t>3.示波器显示</w:t>
-      </w:r>
     </w:p>
     <w:sectPr>
       <w:pgSz w:w="11906" w:h="16838"/>
